--- a/OPD 1/lab/lab2/Шаблон отчета.docx
+++ b/OPD 1/lab/lab2/Шаблон отчета.docx
@@ -195,8 +195,18 @@
           <w:sz w:val="28"/>
           <w:szCs w:val="28"/>
         </w:rPr>
-        <w:t>Башлачёв А.П.</w:t>
+        <w:t xml:space="preserve">Башлачёв </w:t>
       </w:r>
+      <w:proofErr w:type="gramStart"/>
+      <w:r>
+        <w:rPr>
+          <w:rFonts w:ascii="Times New Roman" w:hAnsi="Times New Roman" w:cs="Times New Roman"/>
+          <w:sz w:val="28"/>
+          <w:szCs w:val="28"/>
+        </w:rPr>
+        <w:t>А.П.</w:t>
+      </w:r>
+      <w:proofErr w:type="gramEnd"/>
     </w:p>
     <w:p>
       <w:pPr>
@@ -268,8 +278,18 @@
           <w:sz w:val="28"/>
           <w:szCs w:val="28"/>
         </w:rPr>
-        <w:t>Воронин И.А.</w:t>
+        <w:t xml:space="preserve">Воронин </w:t>
       </w:r>
+      <w:proofErr w:type="gramStart"/>
+      <w:r>
+        <w:rPr>
+          <w:rFonts w:ascii="Times New Roman" w:hAnsi="Times New Roman" w:cs="Times New Roman"/>
+          <w:sz w:val="28"/>
+          <w:szCs w:val="28"/>
+        </w:rPr>
+        <w:t>И.А.</w:t>
+      </w:r>
+      <w:proofErr w:type="gramEnd"/>
     </w:p>
     <w:p>
       <w:pPr>
@@ -444,10 +464,12 @@
           <w:pPr>
             <w:pStyle w:val="11"/>
             <w:tabs>
-              <w:tab w:val="right" w:leader="dot" w:pos="9344"/>
+              <w:tab w:val="right" w:leader="dot" w:pos="9736"/>
             </w:tabs>
             <w:rPr>
+              <w:rFonts w:eastAsiaTheme="minorEastAsia"/>
               <w:noProof/>
+              <w:lang w:eastAsia="ru-RU"/>
             </w:rPr>
           </w:pPr>
           <w:r>
@@ -459,7 +481,7 @@
           <w:r>
             <w:fldChar w:fldCharType="separate"/>
           </w:r>
-          <w:hyperlink w:anchor="_Toc209274668" w:history="1">
+          <w:hyperlink w:anchor="_Toc216488294" w:history="1">
             <w:r>
               <w:rPr>
                 <w:rStyle w:val="af1"/>
@@ -486,7 +508,7 @@
                 <w:noProof/>
                 <w:webHidden/>
               </w:rPr>
-              <w:instrText xml:space="preserve"> PAGEREF _Toc209274668 \h </w:instrText>
+              <w:instrText xml:space="preserve"> PAGEREF _Toc216488294 \h </w:instrText>
             </w:r>
             <w:r>
               <w:rPr>
@@ -521,19 +543,21 @@
           <w:pPr>
             <w:pStyle w:val="11"/>
             <w:tabs>
-              <w:tab w:val="right" w:leader="dot" w:pos="9344"/>
+              <w:tab w:val="right" w:leader="dot" w:pos="9736"/>
             </w:tabs>
             <w:rPr>
+              <w:rFonts w:eastAsiaTheme="minorEastAsia"/>
               <w:noProof/>
+              <w:lang w:eastAsia="ru-RU"/>
             </w:rPr>
           </w:pPr>
-          <w:hyperlink w:anchor="_Toc209274669" w:history="1">
+          <w:hyperlink w:anchor="_Toc216488295" w:history="1">
             <w:r>
               <w:rPr>
                 <w:rStyle w:val="af1"/>
                 <w:noProof/>
               </w:rPr>
-              <w:t>Основные этапы вычисления</w:t>
+              <w:t>Основные этапы работы</w:t>
             </w:r>
             <w:r>
               <w:rPr>
@@ -554,143 +578,7 @@
                 <w:noProof/>
                 <w:webHidden/>
               </w:rPr>
-              <w:instrText xml:space="preserve"> PAGEREF _Toc209274669 \h </w:instrText>
-            </w:r>
-            <w:r>
-              <w:rPr>
-                <w:noProof/>
-                <w:webHidden/>
-              </w:rPr>
-            </w:r>
-            <w:r>
-              <w:rPr>
-                <w:noProof/>
-                <w:webHidden/>
-              </w:rPr>
-              <w:fldChar w:fldCharType="separate"/>
-            </w:r>
-            <w:r>
-              <w:rPr>
-                <w:noProof/>
-                <w:webHidden/>
-              </w:rPr>
-              <w:t>3</w:t>
-            </w:r>
-            <w:r>
-              <w:rPr>
-                <w:noProof/>
-                <w:webHidden/>
-              </w:rPr>
-              <w:fldChar w:fldCharType="end"/>
-            </w:r>
-          </w:hyperlink>
-        </w:p>
-        <w:p>
-          <w:pPr>
-            <w:pStyle w:val="11"/>
-            <w:tabs>
-              <w:tab w:val="right" w:leader="dot" w:pos="9344"/>
-            </w:tabs>
-            <w:rPr>
-              <w:noProof/>
-            </w:rPr>
-          </w:pPr>
-          <w:hyperlink w:anchor="_Toc209274670" w:history="1">
-            <w:r>
-              <w:rPr>
-                <w:rStyle w:val="af1"/>
-                <w:noProof/>
-              </w:rPr>
-              <w:t>Заключение</w:t>
-            </w:r>
-            <w:r>
-              <w:rPr>
-                <w:noProof/>
-                <w:webHidden/>
-              </w:rPr>
-              <w:tab/>
-            </w:r>
-            <w:r>
-              <w:rPr>
-                <w:noProof/>
-                <w:webHidden/>
-              </w:rPr>
-              <w:fldChar w:fldCharType="begin"/>
-            </w:r>
-            <w:r>
-              <w:rPr>
-                <w:noProof/>
-                <w:webHidden/>
-              </w:rPr>
-              <w:instrText xml:space="preserve"> PAGEREF _Toc209274670 \h </w:instrText>
-            </w:r>
-            <w:r>
-              <w:rPr>
-                <w:noProof/>
-                <w:webHidden/>
-              </w:rPr>
-            </w:r>
-            <w:r>
-              <w:rPr>
-                <w:noProof/>
-                <w:webHidden/>
-              </w:rPr>
-              <w:fldChar w:fldCharType="separate"/>
-            </w:r>
-            <w:r>
-              <w:rPr>
-                <w:noProof/>
-                <w:webHidden/>
-              </w:rPr>
-              <w:t>3</w:t>
-            </w:r>
-            <w:r>
-              <w:rPr>
-                <w:noProof/>
-                <w:webHidden/>
-              </w:rPr>
-              <w:fldChar w:fldCharType="end"/>
-            </w:r>
-          </w:hyperlink>
-        </w:p>
-        <w:p>
-          <w:pPr>
-            <w:pStyle w:val="11"/>
-            <w:tabs>
-              <w:tab w:val="right" w:leader="dot" w:pos="9344"/>
-            </w:tabs>
-            <w:rPr>
-              <w:noProof/>
-            </w:rPr>
-          </w:pPr>
-          <w:hyperlink w:anchor="_Toc209274671" w:history="1">
-            <w:r>
-              <w:rPr>
-                <w:rStyle w:val="af1"/>
-                <w:noProof/>
-              </w:rPr>
-              <w:t>Список литературы</w:t>
-            </w:r>
-            <w:r>
-              <w:rPr>
-                <w:noProof/>
-                <w:webHidden/>
-              </w:rPr>
-              <w:tab/>
-            </w:r>
-            <w:r>
-              <w:rPr>
-                <w:noProof/>
-                <w:webHidden/>
-              </w:rPr>
-              <w:fldChar w:fldCharType="begin"/>
-            </w:r>
-            <w:r>
-              <w:rPr>
-                <w:noProof/>
-                <w:webHidden/>
-              </w:rPr>
-              <w:instrText xml:space="preserve"> PAGEREF _Toc209274671 \h </w:instrText>
+              <w:instrText xml:space="preserve"> PAGEREF _Toc216488295 \h </w:instrText>
             </w:r>
             <w:r>
               <w:rPr>
@@ -762,8 +650,11 @@
       <w:pPr>
         <w:pStyle w:val="1"/>
       </w:pPr>
-      <w:bookmarkStart w:id="0" w:name="_Toc209274668"/>
+      <w:bookmarkStart w:id="0" w:name="_Toc216488294"/>
       <w:r>
+        <w:rPr>
+          <w:noProof/>
+        </w:rPr>
         <w:drawing>
           <wp:anchor distT="0" distB="0" distL="114300" distR="114300" simplePos="0" relativeHeight="251658240" behindDoc="0" locked="0" layoutInCell="1" allowOverlap="1" wp14:anchorId="7D79667E" wp14:editId="7B75FF98">
             <wp:simplePos x="0" y="0"/>
@@ -820,11 +711,6 @@
       <w:bookmarkEnd w:id="0"/>
     </w:p>
     <w:p>
-      <w:pPr>
-        <w:rPr>
-          <w:lang w:val="en-US"/>
-        </w:rPr>
-      </w:pPr>
       <w:r>
         <w:t>По выданному преподавателем варианту определить функцию, вычисляемую программой, область представления и область допустимых значений исходных данных и результата, выполнить трассировку программы, предложить вариант с меньшим числом команд. При выполнении работы представлять результат и все операнды арифметических операций знаковыми числами, а логических операций набором из шестнадцати логических значений.</w:t>
       </w:r>
@@ -832,15 +718,19 @@
     <w:p>
       <w:pPr>
         <w:pStyle w:val="1"/>
-      </w:pPr>
+        <w:rPr>
+          <w:lang w:val="en-US"/>
+        </w:rPr>
+      </w:pPr>
+      <w:bookmarkStart w:id="1" w:name="_Toc216488295"/>
       <w:r>
         <w:t xml:space="preserve">Основные этапы </w:t>
       </w:r>
       <w:r>
         <w:t>работы</w:t>
       </w:r>
+      <w:bookmarkEnd w:id="1"/>
     </w:p>
-    <w:p/>
     <w:p>
       <w:r>
         <w:t>Исходная программа</w:t>
@@ -1218,13 +1108,7 @@
               <w:rPr>
                 <w:lang w:val="en-US"/>
               </w:rPr>
-              <w:t xml:space="preserve"> </w:t>
-            </w:r>
-            <w:r>
-              <w:rPr>
-                <w:lang w:val="en-US"/>
-              </w:rPr>
-              <w:t>132</w:t>
+              <w:t xml:space="preserve"> 132</w:t>
             </w:r>
           </w:p>
         </w:tc>
@@ -1309,13 +1193,7 @@
               <w:rPr>
                 <w:lang w:val="en-US"/>
               </w:rPr>
-              <w:t xml:space="preserve"> </w:t>
-            </w:r>
-            <w:r>
-              <w:rPr>
-                <w:lang w:val="en-US"/>
-              </w:rPr>
-              <w:t>13C</w:t>
+              <w:t xml:space="preserve"> 13C</w:t>
             </w:r>
           </w:p>
         </w:tc>
@@ -1406,13 +1284,7 @@
               <w:rPr>
                 <w:lang w:val="en-US"/>
               </w:rPr>
-              <w:t xml:space="preserve"> </w:t>
-            </w:r>
-            <w:r>
-              <w:rPr>
-                <w:lang w:val="en-US"/>
-              </w:rPr>
-              <w:t>132</w:t>
+              <w:t xml:space="preserve"> 132</w:t>
             </w:r>
           </w:p>
         </w:tc>
@@ -1496,13 +1368,7 @@
               <w:rPr>
                 <w:lang w:val="en-US"/>
               </w:rPr>
-              <w:t xml:space="preserve"> </w:t>
-            </w:r>
-            <w:r>
-              <w:rPr>
-                <w:lang w:val="en-US"/>
-              </w:rPr>
-              <w:t>131</w:t>
+              <w:t xml:space="preserve"> 131</w:t>
             </w:r>
           </w:p>
         </w:tc>
@@ -1722,26 +1588,12 @@
         <w:rPr>
           <w:lang w:val="en-US"/>
         </w:rPr>
-        <w:lastRenderedPageBreak/>
         <w:t>133 = D</w:t>
       </w:r>
     </w:p>
     <w:p>
-      <w:pPr>
-        <w:rPr>
-          <w:lang w:val="en-US"/>
-        </w:rPr>
-      </w:pPr>
-    </w:p>
-    <w:p>
-      <w:pPr>
-        <w:rPr>
-          <w:lang w:val="en-US"/>
-        </w:rPr>
-      </w:pPr>
-    </w:p>
-    <w:p>
       <w:r>
+        <w:lastRenderedPageBreak/>
         <w:t>Сокращенная программа</w:t>
       </w:r>
     </w:p>
@@ -2069,10 +1921,7 @@
           </w:tcPr>
           <w:p>
             <w:r>
-              <w:t>13</w:t>
-            </w:r>
-            <w:r>
-              <w:t>7</w:t>
+              <w:t>137</w:t>
             </w:r>
           </w:p>
         </w:tc>
@@ -2114,13 +1963,7 @@
           </w:tcPr>
           <w:p>
             <w:r>
-              <w:t>Логическое умножение содержимого ячейки 13</w:t>
-            </w:r>
-            <w:r>
-              <w:t>С</w:t>
-            </w:r>
-            <w:r>
-              <w:t xml:space="preserve"> и </w:t>
+              <w:t xml:space="preserve">Логическое умножение содержимого ячейки 13С и </w:t>
             </w:r>
             <w:r>
               <w:rPr>
@@ -2138,10 +1981,7 @@
           </w:tcPr>
           <w:p>
             <w:r>
-              <w:t>13</w:t>
-            </w:r>
-            <w:r>
-              <w:t>8</w:t>
+              <w:t>138</w:t>
             </w:r>
           </w:p>
         </w:tc>
@@ -2301,6 +2141,65 @@
           <w:sz w:val="28"/>
           <w:szCs w:val="28"/>
         </w:rPr>
+        <w:t>ОДЗ</w:t>
+      </w:r>
+      <w:r>
+        <w:rPr>
+          <w:rFonts w:ascii="Times New Roman" w:hAnsi="Times New Roman" w:cs="Times New Roman"/>
+          <w:sz w:val="28"/>
+          <w:szCs w:val="28"/>
+          <w:lang w:val="en-US"/>
+        </w:rPr>
+        <w:t>:</w:t>
+      </w:r>
+    </w:p>
+    <w:p>
+      <w:pPr>
+        <w:spacing w:after="0" w:line="360" w:lineRule="auto"/>
+        <w:rPr>
+          <w:rFonts w:ascii="Times New Roman" w:hAnsi="Times New Roman" w:cs="Times New Roman"/>
+          <w:sz w:val="28"/>
+          <w:szCs w:val="28"/>
+          <w:lang w:val="en-US"/>
+        </w:rPr>
+      </w:pPr>
+      <w:r>
+        <w:rPr>
+          <w:rFonts w:ascii="Times New Roman" w:hAnsi="Times New Roman" w:cs="Times New Roman"/>
+          <w:sz w:val="28"/>
+          <w:szCs w:val="28"/>
+          <w:lang w:val="en-US"/>
+        </w:rPr>
+        <w:t xml:space="preserve">-2^15 &lt; C - D &lt; 2^15 -1 </w:t>
+      </w:r>
+    </w:p>
+    <w:p>
+      <w:pPr>
+        <w:spacing w:after="0" w:line="360" w:lineRule="auto"/>
+        <w:rPr>
+          <w:rFonts w:ascii="Times New Roman" w:hAnsi="Times New Roman" w:cs="Times New Roman"/>
+          <w:sz w:val="28"/>
+          <w:szCs w:val="28"/>
+          <w:lang w:val="en-US"/>
+        </w:rPr>
+      </w:pPr>
+    </w:p>
+    <w:p>
+      <w:pPr>
+        <w:spacing w:after="0" w:line="360" w:lineRule="auto"/>
+        <w:rPr>
+          <w:rFonts w:ascii="Times New Roman" w:hAnsi="Times New Roman" w:cs="Times New Roman"/>
+          <w:sz w:val="28"/>
+          <w:szCs w:val="28"/>
+          <w:lang w:val="en-US"/>
+        </w:rPr>
+      </w:pPr>
+      <w:r>
+        <w:rPr>
+          <w:rFonts w:ascii="Times New Roman" w:hAnsi="Times New Roman" w:cs="Times New Roman"/>
+          <w:sz w:val="28"/>
+          <w:szCs w:val="28"/>
+        </w:rPr>
         <w:t>Трассировка программы</w:t>
       </w:r>
     </w:p>
@@ -2311,16 +2210,7 @@
           <w:rFonts w:ascii="Times New Roman" w:hAnsi="Times New Roman" w:cs="Times New Roman"/>
           <w:sz w:val="28"/>
           <w:szCs w:val="28"/>
-        </w:rPr>
-      </w:pPr>
-    </w:p>
-    <w:p>
-      <w:pPr>
-        <w:spacing w:after="0" w:line="360" w:lineRule="auto"/>
-        <w:rPr>
-          <w:rFonts w:ascii="Times New Roman" w:hAnsi="Times New Roman" w:cs="Times New Roman"/>
-          <w:sz w:val="28"/>
-          <w:szCs w:val="28"/>
+          <w:lang w:val="en-US"/>
         </w:rPr>
       </w:pPr>
     </w:p>
@@ -2369,7 +2259,6 @@
                 <w:sz w:val="28"/>
                 <w:szCs w:val="28"/>
               </w:rPr>
-              <w:lastRenderedPageBreak/>
               <w:t>Выполняемая команда</w:t>
             </w:r>
           </w:p>
@@ -4941,180 +4830,6 @@
         </w:tc>
       </w:tr>
     </w:tbl>
-    <w:p>
-      <w:pPr>
-        <w:spacing w:after="0" w:line="360" w:lineRule="auto"/>
-        <w:rPr>
-          <w:rFonts w:ascii="Times New Roman" w:hAnsi="Times New Roman" w:cs="Times New Roman"/>
-          <w:sz w:val="28"/>
-          <w:szCs w:val="28"/>
-        </w:rPr>
-      </w:pPr>
-    </w:p>
-    <w:p>
-      <w:pPr>
-        <w:spacing w:after="0" w:line="360" w:lineRule="auto"/>
-        <w:rPr>
-          <w:rFonts w:ascii="Times New Roman" w:hAnsi="Times New Roman" w:cs="Times New Roman"/>
-          <w:sz w:val="28"/>
-          <w:szCs w:val="28"/>
-        </w:rPr>
-      </w:pPr>
-    </w:p>
-    <w:p>
-      <w:pPr>
-        <w:spacing w:after="0" w:line="360" w:lineRule="auto"/>
-        <w:rPr>
-          <w:rFonts w:ascii="Times New Roman" w:hAnsi="Times New Roman" w:cs="Times New Roman"/>
-          <w:sz w:val="28"/>
-          <w:szCs w:val="28"/>
-        </w:rPr>
-      </w:pPr>
-    </w:p>
-    <w:p>
-      <w:pPr>
-        <w:spacing w:after="0" w:line="360" w:lineRule="auto"/>
-        <w:rPr>
-          <w:rFonts w:ascii="Times New Roman" w:hAnsi="Times New Roman" w:cs="Times New Roman"/>
-          <w:sz w:val="28"/>
-          <w:szCs w:val="28"/>
-        </w:rPr>
-      </w:pPr>
-    </w:p>
-    <w:p>
-      <w:pPr>
-        <w:spacing w:after="0" w:line="360" w:lineRule="auto"/>
-        <w:rPr>
-          <w:rFonts w:ascii="Times New Roman" w:hAnsi="Times New Roman" w:cs="Times New Roman"/>
-          <w:sz w:val="28"/>
-          <w:szCs w:val="28"/>
-        </w:rPr>
-      </w:pPr>
-    </w:p>
-    <w:p>
-      <w:pPr>
-        <w:pStyle w:val="1"/>
-      </w:pPr>
-      <w:bookmarkStart w:id="1" w:name="_Toc209274669"/>
-    </w:p>
-    <w:p>
-      <w:pPr>
-        <w:pStyle w:val="1"/>
-      </w:pPr>
-    </w:p>
-    <w:p>
-      <w:pPr>
-        <w:pStyle w:val="1"/>
-      </w:pPr>
-    </w:p>
-    <w:p>
-      <w:pPr>
-        <w:pStyle w:val="1"/>
-      </w:pPr>
-    </w:p>
-    <w:p>
-      <w:pPr>
-        <w:pStyle w:val="1"/>
-      </w:pPr>
-    </w:p>
-    <w:p>
-      <w:pPr>
-        <w:pStyle w:val="1"/>
-      </w:pPr>
-    </w:p>
-    <w:bookmarkEnd w:id="1"/>
-    <w:p>
-      <w:pPr>
-        <w:spacing w:after="0" w:line="240" w:lineRule="auto"/>
-        <w:ind w:firstLine="708"/>
-        <w:rPr>
-          <w:rFonts w:ascii="Times New Roman" w:hAnsi="Times New Roman" w:cs="Times New Roman"/>
-          <w:sz w:val="32"/>
-          <w:szCs w:val="32"/>
-        </w:rPr>
-      </w:pPr>
-    </w:p>
-    <w:p>
-      <w:pPr>
-        <w:spacing w:after="0" w:line="240" w:lineRule="auto"/>
-        <w:ind w:left="720"/>
-        <w:rPr>
-          <w:rFonts w:ascii="Times New Roman" w:hAnsi="Times New Roman" w:cs="Times New Roman"/>
-          <w:sz w:val="32"/>
-          <w:szCs w:val="32"/>
-        </w:rPr>
-      </w:pPr>
-    </w:p>
-    <w:p>
-      <w:pPr>
-        <w:pStyle w:val="a7"/>
-        <w:spacing w:after="0" w:line="240" w:lineRule="auto"/>
-        <w:ind w:left="357"/>
-        <w:rPr>
-          <w:rFonts w:ascii="Times New Roman" w:hAnsi="Times New Roman" w:cs="Times New Roman"/>
-          <w:sz w:val="32"/>
-          <w:szCs w:val="32"/>
-        </w:rPr>
-      </w:pPr>
-    </w:p>
-    <w:p>
-      <w:pPr>
-        <w:spacing w:after="0" w:line="240" w:lineRule="auto"/>
-        <w:ind w:left="360"/>
-        <w:rPr>
-          <w:rFonts w:ascii="Times New Roman" w:hAnsi="Times New Roman" w:cs="Times New Roman"/>
-          <w:sz w:val="32"/>
-          <w:szCs w:val="32"/>
-        </w:rPr>
-      </w:pPr>
-      <w:r>
-        <w:rPr>
-          <w:rFonts w:ascii="Times New Roman" w:hAnsi="Times New Roman" w:cs="Times New Roman"/>
-          <w:sz w:val="32"/>
-          <w:szCs w:val="32"/>
-        </w:rPr>
-        <w:tab/>
-      </w:r>
-    </w:p>
-    <w:p>
-      <w:pPr>
-        <w:spacing w:after="0" w:line="360" w:lineRule="auto"/>
-        <w:rPr>
-          <w:rFonts w:ascii="Times New Roman" w:hAnsi="Times New Roman" w:cs="Times New Roman"/>
-          <w:sz w:val="28"/>
-          <w:szCs w:val="28"/>
-        </w:rPr>
-      </w:pPr>
-    </w:p>
-    <w:p>
-      <w:pPr>
-        <w:pStyle w:val="1"/>
-      </w:pPr>
-      <w:bookmarkStart w:id="2" w:name="_Toc209274670"/>
-      <w:r>
-        <w:t>Заключение</w:t>
-      </w:r>
-      <w:bookmarkEnd w:id="2"/>
-    </w:p>
-    <w:p>
-      <w:pPr>
-        <w:rPr>
-          <w:rFonts w:ascii="Times New Roman" w:hAnsi="Times New Roman" w:cs="Times New Roman"/>
-          <w:sz w:val="28"/>
-          <w:szCs w:val="28"/>
-        </w:rPr>
-      </w:pPr>
-    </w:p>
-    <w:p>
-      <w:pPr>
-        <w:pStyle w:val="1"/>
-      </w:pPr>
-      <w:bookmarkStart w:id="3" w:name="_Toc209274671"/>
-      <w:r>
-        <w:t>Список литературы</w:t>
-      </w:r>
-      <w:bookmarkEnd w:id="3"/>
-    </w:p>
     <w:p>
       <w:pPr>
         <w:spacing w:after="0" w:line="360" w:lineRule="auto"/>
@@ -5187,6 +4902,7 @@
         <w:docPartUnique/>
       </w:docPartObj>
     </w:sdtPr>
+    <w:sdtEndPr/>
     <w:sdtContent>
       <w:p>
         <w:pPr>
@@ -6273,6 +5989,7 @@
   <w:style w:type="character" w:default="1" w:styleId="a0">
     <w:name w:val="Default Paragraph Font"/>
     <w:uiPriority w:val="1"/>
+    <w:semiHidden/>
     <w:unhideWhenUsed/>
   </w:style>
   <w:style w:type="table" w:default="1" w:styleId="a1">
